--- a/制作ノート_25063_江ノ浦町祇園祭.docx
+++ b/制作ノート_25063_江ノ浦町祇園祭.docx
@@ -144,7 +144,7 @@
     <w:p>
       <w:pPr>
         <w:rPr>
-          <w:rFonts w:ascii="ＭＳ Ｐ明朝" w:eastAsia="ＭＳ Ｐ明朝" w:hAnsi="ＭＳ Ｐ明朝" w:hint="eastAsia"/>
+          <w:rFonts w:ascii="ＭＳ Ｐ明朝" w:eastAsia="ＭＳ Ｐ明朝" w:hAnsi="ＭＳ Ｐ明朝"/>
         </w:rPr>
       </w:pPr>
       <w:r>
@@ -420,7 +420,20 @@
         <w:rPr>
           <w:rFonts w:ascii="ＭＳ Ｐ明朝" w:eastAsia="ＭＳ Ｐ明朝" w:hAnsi="ＭＳ Ｐ明朝" w:hint="eastAsia"/>
         </w:rPr>
-        <w:t>XXXXXXXXXXXXXXXXXXXXXXXXXXXXXXXXXXXXXXXXXXXXXXXXXXXXXXXXXXXXXXXXXXXXXXXXXXXXXXXXXXXXXXXXXXXXXXXXXXXXXXXXXXXXXXXXXXXXXXXXXXXXXXXXXXXXXXXXXXXXXXXXXXXXXXXXXXXXXXXXXXXXXXXXXXXXXXXXXXXXXXXXXXXXXXXXXXXXXXXXXXXXXXXX</w:t>
+        <w:t>XXXX</w:t>
+      </w:r>
+      <w:r>
+        <w:rPr>
+          <w:rFonts w:ascii="ＭＳ Ｐ明朝" w:eastAsia="ＭＳ Ｐ明朝" w:hAnsi="ＭＳ Ｐ明朝" w:hint="eastAsia"/>
+          <w:color w:val="EE0000"/>
+        </w:rPr>
+        <w:t>XXXXXXXXXXXXXXXXXXXXXXXXXXXXXXXXXXXXXXXXXXXXXXXXXXXXXXXXXXXXXXXXXXXXXXXXXXXXXXXXXXXXXXXXXXXXXXXXXXXXXXXXXXXXXXXXXXXXXXXXXXXXXXXXXXXXXXXXXXXXXXXXXXXXXXXXXXXXXXXXXXXXXXXXXXXXXXXXXXXXX</w:t>
+      </w:r>
+      <w:r>
+        <w:rPr>
+          <w:rFonts w:ascii="ＭＳ Ｐ明朝" w:eastAsia="ＭＳ Ｐ明朝" w:hAnsi="ＭＳ Ｐ明朝" w:hint="eastAsia"/>
+        </w:rPr>
+        <w:t>XXXXXXXXXXXXXXXXXXXXXXX</w:t>
       </w:r>
     </w:p>
     <w:p>

--- a/制作ノート_25063_江ノ浦町祇園祭.docx
+++ b/制作ノート_25063_江ノ浦町祇園祭.docx
@@ -242,19 +242,17 @@
         </w:rPr>
         <w:t>7月</w:t>
       </w:r>
-      <w:proofErr w:type="spellStart"/>
-      <w:r>
-        <w:rPr>
-          <w:rFonts w:ascii="ＭＳ Ｐ明朝" w:eastAsia="ＭＳ Ｐ明朝" w:hAnsi="ＭＳ Ｐ明朝"/>
-        </w:rPr>
-        <w:t>igma</w:t>
-      </w:r>
-      <w:proofErr w:type="spellEnd"/>
-      <w:r>
-        <w:rPr>
-          <w:rFonts w:ascii="ＭＳ Ｐ明朝" w:eastAsia="ＭＳ Ｐ明朝" w:hAnsi="ＭＳ Ｐ明朝"/>
-        </w:rPr>
-        <w:t>を使って、制作物のワイヤフレームを作成する</w:t>
+      <w:r>
+        <w:rPr>
+          <w:rFonts w:ascii="ＭＳ Ｐ明朝" w:eastAsia="ＭＳ Ｐ明朝" w:hAnsi="ＭＳ Ｐ明朝"/>
+        </w:rPr>
+        <w:t>igmaを使って、制作物のワイヤフレームを作成する</w:t>
+      </w:r>
+      <w:r>
+        <w:rPr>
+          <w:rFonts w:ascii="ＭＳ Ｐ明朝" w:eastAsia="ＭＳ Ｐ明朝" w:hAnsi="ＭＳ Ｐ明朝" w:hint="eastAsia"/>
+        </w:rPr>
+        <w:t>、写真をとる</w:t>
       </w:r>
     </w:p>
     <w:p>
@@ -420,28 +418,8 @@
         <w:rPr>
           <w:rFonts w:ascii="ＭＳ Ｐ明朝" w:eastAsia="ＭＳ Ｐ明朝" w:hAnsi="ＭＳ Ｐ明朝" w:hint="eastAsia"/>
         </w:rPr>
-        <w:t>XXXX</w:t>
-      </w:r>
-      <w:r>
-        <w:rPr>
-          <w:rFonts w:ascii="ＭＳ Ｐ明朝" w:eastAsia="ＭＳ Ｐ明朝" w:hAnsi="ＭＳ Ｐ明朝" w:hint="eastAsia"/>
-          <w:color w:val="EE0000"/>
-        </w:rPr>
-        <w:t>XXXXXXXXXXXXXXXXXXXXXXXXXXXXXXXXXXXXXXXXXXXXXXXXXXXXXXXXXXXXXXXXXXXXXXXXXXXXXXXXXXXXXXXXXXXXXXXXXXXXXXXXXXXXXXXXXXXXXXXXXXXXXXXXXXXXXXXXXXXXXXXXXXXXXXXXXXXXXXXXXXXXXXXXXXXXXXXXXXXXX</w:t>
-      </w:r>
-      <w:r>
-        <w:rPr>
-          <w:rFonts w:ascii="ＭＳ Ｐ明朝" w:eastAsia="ＭＳ Ｐ明朝" w:hAnsi="ＭＳ Ｐ明朝" w:hint="eastAsia"/>
-        </w:rPr>
-        <w:t>XXXXXXXXXXXXXXXXXXXXXXX</w:t>
-      </w:r>
-    </w:p>
-    <w:p>
-      <w:pPr>
-        <w:rPr>
-          <w:rFonts w:ascii="ＭＳ Ｐ明朝" w:eastAsia="ＭＳ Ｐ明朝" w:hAnsi="ＭＳ Ｐ明朝"/>
-        </w:rPr>
-      </w:pPr>
+        <w:t>スマホ　イラレ　写真　動画</w:t>
+      </w:r>
     </w:p>
     <w:p>
       <w:pPr>
@@ -469,6 +447,12 @@
           <w:rFonts w:ascii="ＭＳ Ｐ明朝" w:eastAsia="ＭＳ Ｐ明朝" w:hAnsi="ＭＳ Ｐ明朝"/>
         </w:rPr>
       </w:pPr>
+      <w:r>
+        <w:rPr>
+          <w:rFonts w:ascii="ＭＳ Ｐ明朝" w:eastAsia="ＭＳ Ｐ明朝" w:hAnsi="ＭＳ Ｐ明朝" w:hint="eastAsia"/>
+        </w:rPr>
+        <w:t>祖母の祭りをWEBサイトで歴史を記載しつつみんなに伝えていきたい</w:t>
+      </w:r>
     </w:p>
     <w:p>
       <w:pPr>
@@ -509,6 +493,12 @@
         </w:rPr>
         <w:t>江ノ浦町みやま市</w:t>
       </w:r>
+      <w:r>
+        <w:rPr>
+          <w:rFonts w:ascii="ＭＳ Ｐ明朝" w:eastAsia="ＭＳ Ｐ明朝" w:hAnsi="ＭＳ Ｐ明朝" w:hint="eastAsia"/>
+        </w:rPr>
+        <w:t xml:space="preserve">　　従兄弟等</w:t>
+      </w:r>
     </w:p>
     <w:p>
       <w:pPr>
@@ -522,6 +512,71 @@
         </w:rPr>
         <w:t>分析</w:t>
       </w:r>
+    </w:p>
+    <w:p>
+      <w:pPr>
+        <w:rPr>
+          <w:rFonts w:ascii="ＭＳ Ｐ明朝" w:eastAsia="ＭＳ Ｐ明朝" w:hAnsi="ＭＳ Ｐ明朝"/>
+        </w:rPr>
+      </w:pPr>
+      <w:r>
+        <w:rPr>
+          <w:rFonts w:ascii="ＭＳ Ｐ明朝" w:eastAsia="ＭＳ Ｐ明朝" w:hAnsi="ＭＳ Ｐ明朝" w:hint="eastAsia"/>
+        </w:rPr>
+        <w:t>祖母の地元の祭りを広めたい→あまり知られていないから</w:t>
+      </w:r>
+    </w:p>
+    <w:p>
+      <w:pPr>
+        <w:rPr>
+          <w:rFonts w:ascii="ＭＳ Ｐ明朝" w:eastAsia="ＭＳ Ｐ明朝" w:hAnsi="ＭＳ Ｐ明朝"/>
+        </w:rPr>
+      </w:pPr>
+      <w:r>
+        <w:rPr>
+          <w:rFonts w:ascii="ＭＳ Ｐ明朝" w:eastAsia="ＭＳ Ｐ明朝" w:hAnsi="ＭＳ Ｐ明朝" w:hint="eastAsia"/>
+        </w:rPr>
+        <w:t>大牟田の祭りの方が有名→だからこっちも有名にしたい</w:t>
+      </w:r>
+      <w:r>
+        <w:rPr>
+          <w:rFonts w:ascii="ＭＳ Ｐ明朝" w:eastAsia="ＭＳ Ｐ明朝" w:hAnsi="ＭＳ Ｐ明朝" w:hint="eastAsia"/>
+        </w:rPr>
+        <w:t>だけどだた広めたいわけじゃなくて</w:t>
+      </w:r>
+      <w:r>
+        <w:rPr>
+          <w:rFonts w:ascii="ＭＳ Ｐ明朝" w:eastAsia="ＭＳ Ｐ明朝" w:hAnsi="ＭＳ Ｐ明朝" w:hint="eastAsia"/>
+        </w:rPr>
+        <w:t>今までの歴史についても知ってほしい</w:t>
+      </w:r>
+    </w:p>
+    <w:p>
+      <w:pPr>
+        <w:rPr>
+          <w:rFonts w:ascii="ＭＳ Ｐ明朝" w:eastAsia="ＭＳ Ｐ明朝" w:hAnsi="ＭＳ Ｐ明朝"/>
+        </w:rPr>
+      </w:pPr>
+      <w:r>
+        <w:rPr>
+          <w:rFonts w:ascii="ＭＳ Ｐ明朝" w:eastAsia="ＭＳ Ｐ明朝" w:hAnsi="ＭＳ Ｐ明朝" w:hint="eastAsia"/>
+        </w:rPr>
+        <w:t>大牟田とどんな風に違うのかも知ってほしい（例首ふりの仕方が違うなど）</w:t>
+      </w:r>
+    </w:p>
+    <w:p>
+      <w:pPr>
+        <w:rPr>
+          <w:rFonts w:ascii="ＭＳ Ｐ明朝" w:eastAsia="ＭＳ Ｐ明朝" w:hAnsi="ＭＳ Ｐ明朝" w:hint="eastAsia"/>
+        </w:rPr>
+      </w:pPr>
+    </w:p>
+    <w:p>
+      <w:pPr>
+        <w:rPr>
+          <w:rFonts w:ascii="ＭＳ Ｐ明朝" w:eastAsia="ＭＳ Ｐ明朝" w:hAnsi="ＭＳ Ｐ明朝"/>
+        </w:rPr>
+      </w:pPr>
     </w:p>
     <w:p>
       <w:pPr>
